--- a/docs/manual-workflow-sdd.docx
+++ b/docs/manual-workflow-sdd.docx
@@ -113,7 +113,7 @@
           <w:color w:val="717D7E"/>
           <w:sz w:val="20"/>
         </w:rPr>
-        <w:t>Versão 1.0  ·  20/02/2026</w:t>
+        <w:t>Versão 1.0  ·  04/03/2026</w:t>
       </w:r>
     </w:p>
     <w:p>
@@ -5405,6 +5405,47 @@
         <w:t>Use o seguinte prompt ao iniciar uma nova conversa com um agente de IA (como o Claude) para configurar o fluxo SDD em um novo projeto. Adapte os campos entre colchetes.</w:t>
       </w:r>
     </w:p>
+    <w:tbl>
+      <w:tblPr>
+        <w:tblW w:type="auto" w:w="0"/>
+        <w:tblLook w:firstColumn="1" w:firstRow="1" w:lastColumn="0" w:lastRow="0" w:noHBand="0" w:noVBand="1" w:val="04A0"/>
+        <w:tblCellMar>
+          <w:top w:w="80" w:type="dxa"/>
+          <w:bottom w:w="80" w:type="dxa"/>
+          <w:left w:w="80" w:type="dxa"/>
+          <w:right w:w="80" w:type="dxa"/>
+        </w:tblCellMar>
+      </w:tblPr>
+      <w:tblGrid>
+        <w:gridCol w:w="9122"/>
+      </w:tblGrid>
+      <w:tr>
+        <w:tc>
+          <w:tcPr>
+            <w:tcW w:type="dxa" w:w="9360"/>
+            <w:shd w:val="clear" w:color="auto" w:fill="E8DAEF"/>
+          </w:tcPr>
+          <w:p>
+            <w:pPr>
+              <w:spacing w:before="120" w:after="120"/>
+            </w:pPr>
+            <w:r>
+              <w:rPr>
+                <w:b w:val="0"/>
+                <w:sz w:val="20"/>
+              </w:rPr>
+              <w:t>⚡  Atalho recomendado — Skill /feature (Claude Code)</w:t>
+              <w:br/>
+              <w:br/>
+              <w:t>Se você usa o Claude Code com a skill /feature configurada, não precisa copiar os prompts abaixo manualmente. Basta invocar /feature em uma nova conversa: a skill lê o CLAUDE.md, determina automaticamente o modo (Novo Projeto ou Change Request), cria os documentos, abre a branch, implementa, faz revisão de segurança, valida o build e realiza o commit/merge — tudo sem intervenção manual.</w:t>
+              <w:br/>
+              <w:br/>
+              <w:t>Os prompts a seguir são úteis para entender o processo em detalhe ou para ambientes onde a skill não está configurada.</w:t>
+            </w:r>
+          </w:p>
+        </w:tc>
+      </w:tr>
+    </w:tbl>
     <w:p>
       <w:pPr>
         <w:spacing w:before="0" w:after="0"/>
@@ -5638,6 +5679,46 @@
         <w:spacing w:before="0" w:after="0"/>
       </w:pPr>
     </w:p>
+    <w:tbl>
+      <w:tblPr>
+        <w:tblW w:type="auto" w:w="0"/>
+        <w:tblLook w:firstColumn="1" w:firstRow="1" w:lastColumn="0" w:lastRow="0" w:noHBand="0" w:noVBand="1" w:val="04A0"/>
+        <w:tblCellMar>
+          <w:top w:w="80" w:type="dxa"/>
+          <w:bottom w:w="80" w:type="dxa"/>
+          <w:left w:w="80" w:type="dxa"/>
+          <w:right w:w="80" w:type="dxa"/>
+        </w:tblCellMar>
+      </w:tblPr>
+      <w:tblGrid>
+        <w:gridCol w:w="9122"/>
+      </w:tblGrid>
+      <w:tr>
+        <w:tc>
+          <w:tcPr>
+            <w:tcW w:type="dxa" w:w="9360"/>
+            <w:shd w:val="clear" w:color="auto" w:fill="E8DAEF"/>
+          </w:tcPr>
+          <w:p>
+            <w:pPr>
+              <w:spacing w:before="120" w:after="120"/>
+            </w:pPr>
+            <w:r>
+              <w:rPr>
+                <w:b w:val="0"/>
+                <w:sz w:val="20"/>
+              </w:rPr>
+              <w:t>⚡  Alternativa com skill: No Claude Code, use /feature no lugar deste prompt. A skill executa o fluxo de CR completo de forma automatizada — criação do documento CR, branch, implementação, revisão de segurança, build e commit.</w:t>
+            </w:r>
+          </w:p>
+        </w:tc>
+      </w:tr>
+    </w:tbl>
+    <w:p>
+      <w:pPr>
+        <w:spacing w:before="0" w:after="0"/>
+      </w:pPr>
+    </w:p>
     <w:p>
       <w:r>
         <w:br w:type="page"/>
@@ -6472,6 +6553,52 @@
           </w:p>
         </w:tc>
       </w:tr>
+      <w:tr>
+        <w:tc>
+          <w:tcPr>
+            <w:tcW w:type="dxa" w:w="3041"/>
+            <w:shd w:val="clear" w:color="auto" w:fill="F2F3F4"/>
+          </w:tcPr>
+          <w:p>
+            <w:r>
+              <w:rPr>
+                <w:sz w:val="20"/>
+              </w:rPr>
+              <w:t>Quero automatizar o pipeline SDD</w:t>
+            </w:r>
+          </w:p>
+        </w:tc>
+        <w:tc>
+          <w:tcPr>
+            <w:tcW w:type="dxa" w:w="3041"/>
+            <w:shd w:val="clear" w:color="auto" w:fill="6C3483"/>
+          </w:tcPr>
+          <w:p>
+            <w:r>
+              <w:rPr>
+                <w:b/>
+                <w:color w:val="FFFFFF"/>
+                <w:sz w:val="20"/>
+              </w:rPr>
+              <w:t>Skill /feature (Claude Code)</w:t>
+            </w:r>
+          </w:p>
+        </w:tc>
+        <w:tc>
+          <w:tcPr>
+            <w:tcW w:type="dxa" w:w="3041"/>
+            <w:shd w:val="clear" w:color="auto" w:fill="F2F3F4"/>
+          </w:tcPr>
+          <w:p>
+            <w:r>
+              <w:rPr>
+                <w:sz w:val="20"/>
+              </w:rPr>
+              <w:t>.claude/skills/feature/</w:t>
+            </w:r>
+          </w:p>
+        </w:tc>
+      </w:tr>
     </w:tbl>
     <w:p>
       <w:pPr>
@@ -6838,7 +6965,7 @@
               <w:rPr>
                 <w:sz w:val="22"/>
               </w:rPr>
-              <w:t>Criar o CR em docs/changes/CR-[XXX]-[slug].md usando o template</w:t>
+              <w:t>Criar o CR + branch: git checkout -b feat/CR-[XXX]-[slug]</w:t>
             </w:r>
           </w:p>
         </w:tc>
@@ -7083,7 +7210,7 @@
               <w:rPr>
                 <w:sz w:val="22"/>
               </w:rPr>
-              <w:t>Commit e push referenciando o CR: feat: CR-XXX - descrição</w:t>
+              <w:t>Merge e push: git merge feat/CR-XXX --no-ff + git push origin master</w:t>
             </w:r>
           </w:p>
         </w:tc>
